--- a/Model/test/UK_notif_shablon.docx
+++ b/Model/test/UK_notif_shablon.docx
@@ -220,7 +220,6 @@
               </w:rPr>
               <w:t>_</w:t>
             </w:r>
-            <w:proofErr w:type="gramStart"/>
             <w:r>
               <w:rPr>
                 <w:rFonts w:ascii="Times New Roman" w:eastAsia="Times New Roman" w:hAnsi="Times New Roman" w:cs="Times New Roman"/>
@@ -253,7 +252,6 @@
               <w:t>addr</w:t>
             </w:r>
             <w:proofErr w:type="spellEnd"/>
-            <w:proofErr w:type="gramEnd"/>
             <w:r>
               <w:rPr>
                 <w:rFonts w:ascii="Times New Roman" w:eastAsia="Times New Roman" w:hAnsi="Times New Roman" w:cs="Times New Roman"/>
@@ -898,7 +896,7 @@
           <w:b/>
           <w:sz w:val="28"/>
           <w:szCs w:val="28"/>
-          <w:lang w:eastAsia="x-none"/>
+          <w:lang w:val="en-US" w:eastAsia="x-none"/>
         </w:rPr>
       </w:pPr>
       <w:r>
@@ -912,275 +910,6 @@
         <w:lastRenderedPageBreak/>
         <w:t>Приложение: Реестр для замены приборов учета</w:t>
       </w:r>
-    </w:p>
-    <w:tbl>
-      <w:tblPr>
-        <w:tblStyle w:val="ab"/>
-        <w:tblW w:w="10620" w:type="dxa"/>
-        <w:tblLayout w:type="fixed"/>
-        <w:tblLook w:val="04A0" w:firstRow="1" w:lastRow="0" w:firstColumn="1" w:lastColumn="0" w:noHBand="0" w:noVBand="1"/>
-      </w:tblPr>
-      <w:tblGrid>
-        <w:gridCol w:w="985"/>
-        <w:gridCol w:w="3405"/>
-        <w:gridCol w:w="6230"/>
-      </w:tblGrid>
-      <w:tr>
-        <w:tc>
-          <w:tcPr>
-            <w:tcW w:w="985" w:type="dxa"/>
-          </w:tcPr>
-          <w:p>
-            <w:pPr>
-              <w:widowControl w:val="0"/>
-              <w:spacing w:after="0" w:line="240" w:lineRule="auto"/>
-              <w:rPr>
-                <w:sz w:val="28"/>
-                <w:szCs w:val="28"/>
-                <w:lang w:eastAsia="x-none"/>
-              </w:rPr>
-            </w:pPr>
-            <w:r>
-              <w:rPr>
-                <w:rFonts w:ascii="Times New Roman" w:eastAsia="Times New Roman" w:hAnsi="Times New Roman" w:cs="Times New Roman"/>
-                <w:sz w:val="28"/>
-                <w:szCs w:val="28"/>
-                <w:lang w:eastAsia="x-none"/>
-              </w:rPr>
-              <w:t>№</w:t>
-            </w:r>
-          </w:p>
-        </w:tc>
-        <w:tc>
-          <w:tcPr>
-            <w:tcW w:w="3405" w:type="dxa"/>
-          </w:tcPr>
-          <w:p>
-            <w:pPr>
-              <w:widowControl w:val="0"/>
-              <w:spacing w:after="0" w:line="240" w:lineRule="auto"/>
-              <w:rPr>
-                <w:sz w:val="28"/>
-                <w:szCs w:val="28"/>
-                <w:lang w:eastAsia="x-none"/>
-              </w:rPr>
-            </w:pPr>
-            <w:r>
-              <w:rPr>
-                <w:rFonts w:ascii="Times New Roman" w:eastAsia="Times New Roman" w:hAnsi="Times New Roman" w:cs="Times New Roman"/>
-                <w:sz w:val="28"/>
-                <w:szCs w:val="28"/>
-                <w:lang w:eastAsia="x-none"/>
-              </w:rPr>
-              <w:t>Лицевой счет абонента</w:t>
-            </w:r>
-          </w:p>
-        </w:tc>
-        <w:tc>
-          <w:tcPr>
-            <w:tcW w:w="6230" w:type="dxa"/>
-          </w:tcPr>
-          <w:p>
-            <w:pPr>
-              <w:widowControl w:val="0"/>
-              <w:spacing w:after="0" w:line="240" w:lineRule="auto"/>
-              <w:rPr>
-                <w:sz w:val="28"/>
-                <w:szCs w:val="28"/>
-                <w:lang w:eastAsia="x-none"/>
-              </w:rPr>
-            </w:pPr>
-            <w:r>
-              <w:rPr>
-                <w:rFonts w:ascii="Times New Roman" w:eastAsia="Times New Roman" w:hAnsi="Times New Roman" w:cs="Times New Roman"/>
-                <w:sz w:val="28"/>
-                <w:szCs w:val="28"/>
-                <w:lang w:eastAsia="x-none"/>
-              </w:rPr>
-              <w:t>Полный адрес (город, улица, дом, квартира)</w:t>
-            </w:r>
-          </w:p>
-        </w:tc>
-      </w:tr>
-      <w:tr>
-        <w:tc>
-          <w:tcPr>
-            <w:tcW w:w="985" w:type="dxa"/>
-          </w:tcPr>
-          <w:p>
-            <w:pPr>
-              <w:widowControl w:val="0"/>
-              <w:spacing w:after="0" w:line="240" w:lineRule="auto"/>
-              <w:rPr>
-                <w:rFonts w:ascii="Times New Roman" w:eastAsia="Times New Roman" w:hAnsi="Times New Roman" w:cs="Times New Roman"/>
-              </w:rPr>
-            </w:pPr>
-            <w:r>
-              <w:rPr>
-                <w:rFonts w:ascii="Times New Roman" w:eastAsia="Times New Roman" w:hAnsi="Times New Roman" w:cs="Times New Roman"/>
-              </w:rPr>
-              <w:t>1</w:t>
-            </w:r>
-          </w:p>
-        </w:tc>
-        <w:tc>
-          <w:tcPr>
-            <w:tcW w:w="3405" w:type="dxa"/>
-          </w:tcPr>
-          <w:p>
-            <w:pPr>
-              <w:widowControl w:val="0"/>
-              <w:spacing w:after="0" w:line="240" w:lineRule="auto"/>
-              <w:rPr>
-                <w:rFonts w:ascii="Times New Roman" w:eastAsia="Times New Roman" w:hAnsi="Times New Roman" w:cs="Times New Roman"/>
-              </w:rPr>
-            </w:pPr>
-            <w:r>
-              <w:rPr>
-                <w:rFonts w:ascii="Times New Roman" w:eastAsia="Times New Roman" w:hAnsi="Times New Roman" w:cs="Times New Roman"/>
-              </w:rPr>
-              <w:t>602581142</w:t>
-            </w:r>
-          </w:p>
-        </w:tc>
-        <w:tc>
-          <w:tcPr>
-            <w:tcW w:w="6230" w:type="dxa"/>
-          </w:tcPr>
-          <w:p>
-            <w:pPr>
-              <w:widowControl w:val="0"/>
-              <w:spacing w:after="0" w:line="240" w:lineRule="auto"/>
-              <w:rPr>
-                <w:rFonts w:ascii="Times New Roman" w:eastAsia="Times New Roman" w:hAnsi="Times New Roman" w:cs="Times New Roman"/>
-              </w:rPr>
-            </w:pPr>
-            <w:proofErr w:type="spellStart"/>
-            <w:r>
-              <w:rPr>
-                <w:rFonts w:ascii="Times New Roman" w:eastAsia="Times New Roman" w:hAnsi="Times New Roman" w:cs="Times New Roman"/>
-              </w:rPr>
-              <w:t>г.Новосибирск</w:t>
-            </w:r>
-            <w:proofErr w:type="spellEnd"/>
-            <w:r>
-              <w:rPr>
-                <w:rFonts w:ascii="Times New Roman" w:eastAsia="Times New Roman" w:hAnsi="Times New Roman" w:cs="Times New Roman"/>
-              </w:rPr>
-              <w:t xml:space="preserve"> </w:t>
-            </w:r>
-            <w:r>
-              <w:rPr>
-                <w:rFonts w:ascii="Times New Roman" w:eastAsia="Times New Roman" w:hAnsi="Times New Roman" w:cs="Times New Roman"/>
-              </w:rPr>
-              <w:t xml:space="preserve">ул. </w:t>
-            </w:r>
-            <w:r>
-              <w:rPr>
-                <w:rFonts w:ascii="Times New Roman" w:eastAsia="Times New Roman" w:hAnsi="Times New Roman" w:cs="Times New Roman"/>
-              </w:rPr>
-              <w:t>ВОСХОД</w:t>
-            </w:r>
-            <w:r>
-              <w:rPr>
-                <w:rFonts w:ascii="Times New Roman" w:eastAsia="Times New Roman" w:hAnsi="Times New Roman" w:cs="Times New Roman"/>
-              </w:rPr>
-              <w:t xml:space="preserve">, д. </w:t>
-            </w:r>
-            <w:r>
-              <w:rPr>
-                <w:rFonts w:ascii="Times New Roman" w:eastAsia="Times New Roman" w:hAnsi="Times New Roman" w:cs="Times New Roman"/>
-              </w:rPr>
-              <w:t>11</w:t>
-            </w:r>
-            <w:r>
-              <w:rPr>
-                <w:rFonts w:ascii="Times New Roman" w:eastAsia="Times New Roman" w:hAnsi="Times New Roman" w:cs="Times New Roman"/>
-              </w:rPr>
-              <w:t xml:space="preserve">, </w:t>
-            </w:r>
-            <w:r>
-              <w:rPr>
-                <w:rFonts w:ascii="Times New Roman" w:eastAsia="Times New Roman" w:hAnsi="Times New Roman" w:cs="Times New Roman"/>
-              </w:rPr>
-              <w:t>кв.</w:t>
-            </w:r>
-            <w:r>
-              <w:rPr>
-                <w:rFonts w:ascii="Times New Roman" w:eastAsia="Times New Roman" w:hAnsi="Times New Roman" w:cs="Times New Roman"/>
-              </w:rPr>
-              <w:t xml:space="preserve"> 14                                          07.05.2026 в период с 09:00-13:00 часов</w:t>
-            </w:r>
-          </w:p>
-        </w:tc>
-      </w:tr>
-      <w:tr>
-        <w:tc>
-          <w:tcPr>
-            <w:tcW w:w="985" w:type="dxa"/>
-          </w:tcPr>
-          <w:p>
-            <w:pPr>
-              <w:widowControl w:val="0"/>
-              <w:spacing w:after="0" w:line="240" w:lineRule="auto"/>
-              <w:rPr>
-                <w:rFonts w:ascii="Times New Roman" w:eastAsia="Times New Roman" w:hAnsi="Times New Roman" w:cs="Times New Roman"/>
-              </w:rPr>
-            </w:pPr>
-            <w:r>
-              <w:rPr>
-                <w:rFonts w:ascii="Times New Roman" w:eastAsia="Times New Roman" w:hAnsi="Times New Roman" w:cs="Times New Roman"/>
-              </w:rPr>
-              <w:t>2</w:t>
-            </w:r>
-          </w:p>
-        </w:tc>
-        <w:tc>
-          <w:tcPr>
-            <w:tcW w:w="3405" w:type="dxa"/>
-          </w:tcPr>
-          <w:p>
-            <w:pPr>
-              <w:widowControl w:val="0"/>
-              <w:spacing w:after="0" w:line="240" w:lineRule="auto"/>
-              <w:rPr>
-                <w:rFonts w:ascii="Times New Roman" w:eastAsia="Times New Roman" w:hAnsi="Times New Roman" w:cs="Times New Roman"/>
-              </w:rPr>
-            </w:pPr>
-            <w:r>
-              <w:rPr>
-                <w:rFonts w:ascii="Times New Roman" w:eastAsia="Times New Roman" w:hAnsi="Times New Roman" w:cs="Times New Roman"/>
-              </w:rPr>
-              <w:t>61078056</w:t>
-            </w:r>
-          </w:p>
-        </w:tc>
-        <w:tc>
-          <w:tcPr>
-            <w:tcW w:w="6230" w:type="dxa"/>
-          </w:tcPr>
-          <w:p>
-            <w:pPr>
-              <w:widowControl w:val="0"/>
-              <w:spacing w:after="0" w:line="240" w:lineRule="auto"/>
-              <w:rPr>
-                <w:rFonts w:ascii="Times New Roman" w:eastAsia="Times New Roman" w:hAnsi="Times New Roman" w:cs="Times New Roman"/>
-              </w:rPr>
-            </w:pPr>
-            <w:r>
-              <w:rPr>
-                <w:rFonts w:ascii="Times New Roman" w:eastAsia="Times New Roman" w:hAnsi="Times New Roman" w:cs="Times New Roman"/>
-              </w:rPr>
-              <w:t>г. НОВОСИБИРСК, ВЫБОРНАЯ УЛ. д. 124 кв.  56                              07.05.2026 в период с 13:00-17:00 часов</w:t>
-            </w:r>
-          </w:p>
-        </w:tc>
-      </w:tr>
-    </w:tbl>
-    <w:p>
-      <w:pPr>
-        <w:spacing w:after="0" w:line="240" w:lineRule="auto"/>
-      </w:pPr>
     </w:p>
     <w:p>
       <w:pPr>
@@ -1199,9 +928,16 @@
           <w:szCs w:val="24"/>
           <w:lang w:val="en-US"/>
         </w:rPr>
-        <w:t>{</w:t>
-      </w:r>
-      <w:proofErr w:type="gramStart"/>
+        <w:t>{{</w:t>
+      </w:r>
+      <w:r>
+        <w:rPr>
+          <w:rFonts w:ascii="Times New Roman" w:hAnsi="Times New Roman" w:cs="Times New Roman"/>
+          <w:sz w:val="24"/>
+          <w:szCs w:val="24"/>
+        </w:rPr>
+        <w:t>:</w:t>
+      </w:r>
       <w:r>
         <w:rPr>
           <w:rFonts w:ascii="Times New Roman" w:hAnsi="Times New Roman" w:cs="Times New Roman"/>
@@ -1209,15 +945,7 @@
           <w:szCs w:val="24"/>
           <w:lang w:val="en-US"/>
         </w:rPr>
-        <w:t>{</w:t>
-      </w:r>
-      <w:r>
-        <w:rPr>
-          <w:rFonts w:ascii="Times New Roman" w:hAnsi="Times New Roman" w:cs="Times New Roman"/>
-          <w:sz w:val="24"/>
-          <w:szCs w:val="24"/>
-        </w:rPr>
-        <w:t>:</w:t>
+        <w:t>table}</w:t>
       </w:r>
       <w:r>
         <w:rPr>
@@ -1226,36 +954,18 @@
           <w:szCs w:val="24"/>
           <w:lang w:val="en-US"/>
         </w:rPr>
-        <w:t>table</w:t>
-      </w:r>
-      <w:proofErr w:type="gramEnd"/>
-      <w:r>
+        <w:t>}</w:t>
+      </w:r>
+    </w:p>
+    <w:p>
+      <w:pPr>
+        <w:spacing w:after="0" w:line="240" w:lineRule="auto"/>
         <w:rPr>
           <w:rFonts w:ascii="Times New Roman" w:hAnsi="Times New Roman" w:cs="Times New Roman"/>
           <w:sz w:val="24"/>
           <w:szCs w:val="24"/>
-          <w:lang w:val="en-US"/>
-        </w:rPr>
-        <w:t>}</w:t>
-      </w:r>
-      <w:r>
-        <w:rPr>
-          <w:rFonts w:ascii="Times New Roman" w:hAnsi="Times New Roman" w:cs="Times New Roman"/>
-          <w:sz w:val="24"/>
-          <w:szCs w:val="24"/>
-          <w:lang w:val="en-US"/>
-        </w:rPr>
-        <w:t>}</w:t>
-      </w:r>
-      <w:r>
-        <w:rPr>
-          <w:rFonts w:ascii="Times New Roman" w:hAnsi="Times New Roman" w:cs="Times New Roman"/>
-          <w:sz w:val="24"/>
-          <w:szCs w:val="24"/>
-          <w:lang w:val="en-US"/>
-        </w:rPr>
-        <w:t xml:space="preserve"> </w:t>
-      </w:r>
+        </w:rPr>
+      </w:pPr>
     </w:p>
     <w:sectPr>
       <w:pgSz w:w="11906" w:h="16838"/>
